--- a/testakten/datenschutz-datenpanne-72-stunden-meldung-ransomware-osnabrueck/12_eingangsbestaetigung_meldeportal_2026-06-17.docx
+++ b/testakten/datenschutz-datenpanne-72-stunden-meldung-ransomware-osnabrueck/12_eingangsbestaetigung_meldeportal_2026-06-17.docx
@@ -130,14 +130,6 @@
       </w:pPr>
       <w:r>
         <w:t>Automatischer Versand — keine Unterschrift erforderlich</w:t>
-      </w:r>
-    </w:p>
-    <w:p>
-      <w:pPr>
-        <w:jc w:val="left"/>
-      </w:pPr>
-      <w:r>
-        <w:t>Formathinweis: Times New Roman, 11 pt, dezimale Gliederung.</w:t>
       </w:r>
     </w:p>
     <w:sectPr>
